--- a/UnsaidWorks_ブランド定義_v1.1_確定版.md.docx
+++ b/UnsaidWorks_ブランド定義_v1.1_確定版.md.docx
@@ -1747,7 +1747,7 @@
           <w:rFonts w:ascii="Arial Unicode MS" w:cs="Arial Unicode MS" w:eastAsia="Arial Unicode MS" w:hAnsi="Arial Unicode MS"/>
           <w:rtl w:val="0"/>
         </w:rPr>
-        <w:t xml:space="preserve">——テープヒス、紙、フェルトの打鍵、粒子。デジタルの中の身体性</w:t>
+        <w:t xml:space="preserve">——テープヒス、紙、フェルトの打鍵、粒子。デジタルの中の身体性。実写・写真・紙・切り抜きなど素材そのものを、机の上で再構成して見せる「資料モンタージュ」も、この身体性の実装——作り込んだ生成物より、素材の手ざわりを残す</w:t>
       </w:r>
     </w:p>
     <w:p>
